--- a/documents/Соглашение_о_расторжении_Договора_16-08-2026.docx
+++ b/documents/Соглашение_о_расторжении_Договора_16-08-2026.docx
@@ -111,7 +111,7 @@
                 <w:sz w:val="24"/>
                 <w:szCs w:val="24"/>
               </w:rPr>
-              <w:t xml:space="preserve">«14» октября 2026 г.</w:t>
+              <w:t xml:space="preserve">«30» сентября 2026 г.</w:t>
             </w:r>
           </w:p>
         </w:tc>
@@ -226,7 +226,7 @@
           <w:sz w:val="24"/>
           <w:szCs w:val="24"/>
         </w:rPr>
-        <w:t xml:space="preserve">, в том числе НДС 22 % — 559 892,02 (Пятьсот пятьдесят девять тысяч восемьсот девяносто два рубля 02 копейки), что подтверждается Актом о приёмке выполненных работ по форме КС-2 № 1 от 14.10.2026 и Справкой о стоимости выполненных работ и затрат по форме КС-3 № 1 от 14.10.2026.</w:t>
+        <w:t xml:space="preserve">, в том числе НДС 22 % — 559 892,02 (Пятьсот пятьдесят девять тысяч восемьсот девяносто два рубля 02 копейки), что подтверждается Актом о приёмке выполненных работ по форме КС-2 № 1 от 30.09.2026 и Справкой о стоимости выполненных работ и затрат по форме КС-3 № 1 от 30.09.2026.</w:t>
       </w:r>
     </w:p>
     <w:p>

--- a/documents/Соглашение_о_расторжении_Договора_16-08-2026.docx
+++ b/documents/Соглашение_о_расторжении_Договора_16-08-2026.docx
@@ -259,7 +259,7 @@
           <w:sz w:val="24"/>
           <w:szCs w:val="24"/>
         </w:rPr>
-        <w:t xml:space="preserve">, в том числе НДС 22 % — 175 775,63 (Сто семьдесят пять тысяч семьсот семьдесят пять) рублей 63 копейки, Подрядчиком не выполняются, Заказчиком не принимаются и не оплачиваются. Обязательства Сторон в отношении указанного объёма работ прекращаются.</w:t>
+        <w:t xml:space="preserve">, в том числе НДС 22 % — 175 775,63 (Сто семьдесят пять тысяч семьсот семьдесят пять) рублей 63 копейки, Подрядчиком не выполнялись, Заказчиком не принимаются и не оплачиваются. Обязательства Сторон в отношении указанного объёма работ прекращаются.</w:t>
       </w:r>
     </w:p>
     <w:p>
@@ -307,7 +307,7 @@
           <w:sz w:val="24"/>
           <w:szCs w:val="24"/>
         </w:rPr>
-        <w:t xml:space="preserve">5. Заказчиком в соответствии с п. 2.2 Договора перечислен Подрядчику аванс в размере 2 039 805,76 (Два миллиона тридцать девять тысяч восемьсот пять) рублей 76 копеек, в том числе НДС 22 % — 367 833,83 рубля. Оставшуюся часть стоимости выполненных работ в размере 1 065 050,00 (Один миллион шестьдесят пять тысяч пятьдесят) рублей 00 копеек, в том числе НДС 22 % — 192 058,20 рубля, Заказчик перечисляет на расчётный счёт Подрядчика в течение 5 (пяти) календарных дней с даты подписания настоящего Соглашения.</w:t>
+        <w:t xml:space="preserve">5. На дату подписания настоящего Соглашения Заказчиком перечислено Подрядчику по Договору 2 539 805,76 (Два миллиона пятьсот тридцать девять тысяч восемьсот пять) рублей 76 копеек, в том числе НДС 22 % — 457 997,76 рубля. Оставшуюся часть стоимости выполненных работ в размере 565 050,00 (Пятьсот шестьдесят пять тысяч пятьдесят) рублей 00 копеек, в том числе НДС 22 % — 101 894,26 рубля, Заказчик перечисляет на расчётный счёт Подрядчика в течение 5 (пяти) календарных дней с даты подписания настоящего Соглашения.</w:t>
       </w:r>
     </w:p>
     <w:p>
